--- a/22EmailPage.docx
+++ b/22EmailPage.docx
@@ -159,7 +159,50 @@
         <w:rPr>
           <w:rtl w:val="0"/>
         </w:rPr>
-        <w:t xml:space="preserve">    // Send Email Method</w:t>
+        <w:t xml:space="preserve">    // File Variables</w:t>
+      </w:r>
+    </w:p>
+    <w:p>
+      <w:pPr>
+        <w:rPr/>
+      </w:pPr>
+      <w:r>
+        <w:rPr>
+          <w:rtl w:val="0"/>
+        </w:rPr>
+        <w:t xml:space="preserve">    public Blob uploadedFileBody {get; set;}</w:t>
+      </w:r>
+    </w:p>
+    <w:p>
+      <w:pPr>
+        <w:rPr/>
+      </w:pPr>
+      <w:r>
+        <w:rPr>
+          <w:rtl w:val="0"/>
+        </w:rPr>
+        <w:t xml:space="preserve">    public String uploadedFileName {get; set;}</w:t>
+      </w:r>
+    </w:p>
+    <w:p>
+      <w:pPr>
+        <w:rPr/>
+      </w:pPr>
+      <w:r>
+        <w:rPr>
+          <w:rtl w:val="0"/>
+        </w:rPr>
+      </w:r>
+    </w:p>
+    <w:p>
+      <w:pPr>
+        <w:rPr/>
+      </w:pPr>
+      <w:r>
+        <w:rPr>
+          <w:rtl w:val="0"/>
+        </w:rPr>
+        <w:t xml:space="preserve">    // Send Mail</w:t>
       </w:r>
     </w:p>
     <w:p>
@@ -351,16 +394,6 @@
         <w:rPr>
           <w:rtl w:val="0"/>
         </w:rPr>
-      </w:r>
-    </w:p>
-    <w:p>
-      <w:pPr>
-        <w:rPr/>
-      </w:pPr>
-      <w:r>
-        <w:rPr>
-          <w:rtl w:val="0"/>
-        </w:rPr>
         <w:t xml:space="preserve">                )</w:t>
       </w:r>
     </w:p>
@@ -576,189 +609,188 @@
         <w:rPr>
           <w:rtl w:val="0"/>
         </w:rPr>
-        <w:t xml:space="preserve">        </w:t>
-      </w:r>
-    </w:p>
-    <w:p>
-      <w:pPr>
-        <w:rPr/>
-      </w:pPr>
-      <w:r>
-        <w:rPr>
-          <w:rtl w:val="0"/>
-        </w:rPr>
-        <w:t xml:space="preserve">        //attachment</w:t>
-      </w:r>
-    </w:p>
-    <w:p>
-      <w:pPr>
-        <w:rPr/>
-      </w:pPr>
-      <w:r>
-        <w:rPr>
-          <w:rtl w:val="0"/>
-        </w:rPr>
-        <w:t xml:space="preserve">        Messaging.EmailFileAttachment attachment =</w:t>
-      </w:r>
-    </w:p>
-    <w:p>
-      <w:pPr>
-        <w:rPr/>
-      </w:pPr>
-      <w:r>
-        <w:rPr>
-          <w:rtl w:val="0"/>
-        </w:rPr>
-        <w:t xml:space="preserve">    </w:t>
-        <w:tab/>
-        <w:tab/>
-        <w:t xml:space="preserve">new Messaging.EmailFileAttachment();</w:t>
-      </w:r>
-    </w:p>
-    <w:p>
-      <w:pPr>
-        <w:rPr/>
-      </w:pPr>
-      <w:r>
-        <w:rPr>
-          <w:rtl w:val="0"/>
-        </w:rPr>
-      </w:r>
-    </w:p>
-    <w:p>
-      <w:pPr>
-        <w:rPr/>
-      </w:pPr>
-      <w:r>
-        <w:rPr>
-          <w:rtl w:val="0"/>
-        </w:rPr>
-        <w:tab/>
-        <w:tab/>
-        <w:t xml:space="preserve">attachment.setFileName('sample.txt');</w:t>
-      </w:r>
-    </w:p>
-    <w:p>
-      <w:pPr>
-        <w:rPr/>
-      </w:pPr>
-      <w:r>
-        <w:rPr>
-          <w:rtl w:val="0"/>
-        </w:rPr>
-      </w:r>
-    </w:p>
-    <w:p>
-      <w:pPr>
-        <w:rPr/>
-      </w:pPr>
-      <w:r>
-        <w:rPr>
-          <w:rtl w:val="0"/>
-        </w:rPr>
-        <w:tab/>
-        <w:tab/>
-        <w:t xml:space="preserve">attachment.setBody(</w:t>
-      </w:r>
-    </w:p>
-    <w:p>
-      <w:pPr>
-        <w:rPr/>
-      </w:pPr>
-      <w:r>
-        <w:rPr>
-          <w:rtl w:val="0"/>
-        </w:rPr>
-        <w:t xml:space="preserve">    </w:t>
-        <w:tab/>
-        <w:tab/>
-        <w:t xml:space="preserve">Blob.valueOf('This is sample attachment')</w:t>
-      </w:r>
-    </w:p>
-    <w:p>
-      <w:pPr>
-        <w:rPr/>
-      </w:pPr>
-      <w:r>
-        <w:rPr>
-          <w:rtl w:val="0"/>
-        </w:rPr>
-        <w:tab/>
-        <w:tab/>
-        <w:t xml:space="preserve">);</w:t>
-      </w:r>
-    </w:p>
-    <w:p>
-      <w:pPr>
-        <w:rPr/>
-      </w:pPr>
-      <w:r>
-        <w:rPr>
-          <w:rtl w:val="0"/>
-        </w:rPr>
-      </w:r>
-    </w:p>
-    <w:p>
-      <w:pPr>
-        <w:rPr/>
-      </w:pPr>
-      <w:r>
-        <w:rPr>
-          <w:rtl w:val="0"/>
-        </w:rPr>
-        <w:tab/>
-        <w:tab/>
-        <w:t xml:space="preserve">attachment.setContentType('text/plain');</w:t>
-      </w:r>
-    </w:p>
-    <w:p>
-      <w:pPr>
-        <w:rPr/>
-      </w:pPr>
-      <w:r>
-        <w:rPr>
-          <w:rtl w:val="0"/>
-        </w:rPr>
-      </w:r>
-    </w:p>
-    <w:p>
-      <w:pPr>
-        <w:rPr/>
-      </w:pPr>
-      <w:r>
-        <w:rPr>
-          <w:rtl w:val="0"/>
-        </w:rPr>
-        <w:tab/>
-        <w:tab/>
-        <w:t xml:space="preserve">mail.setFileAttachments(</w:t>
-      </w:r>
-    </w:p>
-    <w:p>
-      <w:pPr>
-        <w:rPr/>
-      </w:pPr>
-      <w:r>
-        <w:rPr>
-          <w:rtl w:val="0"/>
-        </w:rPr>
-        <w:t xml:space="preserve">    </w:t>
-        <w:tab/>
-        <w:tab/>
-        <w:t xml:space="preserve">new Messaging.EmailFileAttachment[] {attachment}</w:t>
-      </w:r>
-    </w:p>
-    <w:p>
-      <w:pPr>
-        <w:rPr/>
-      </w:pPr>
-      <w:r>
-        <w:rPr>
-          <w:rtl w:val="0"/>
-        </w:rPr>
-        <w:tab/>
-        <w:tab/>
-        <w:t xml:space="preserve">);</w:t>
+      </w:r>
+    </w:p>
+    <w:p>
+      <w:pPr>
+        <w:rPr/>
+      </w:pPr>
+      <w:r>
+        <w:rPr>
+          <w:rtl w:val="0"/>
+        </w:rPr>
+        <w:t xml:space="preserve">        // Attachment</w:t>
+      </w:r>
+    </w:p>
+    <w:p>
+      <w:pPr>
+        <w:rPr/>
+      </w:pPr>
+      <w:r>
+        <w:rPr>
+          <w:rtl w:val="0"/>
+        </w:rPr>
+        <w:t xml:space="preserve">        if(uploadedFileBody != null) {</w:t>
+      </w:r>
+    </w:p>
+    <w:p>
+      <w:pPr>
+        <w:rPr/>
+      </w:pPr>
+      <w:r>
+        <w:rPr>
+          <w:rtl w:val="0"/>
+        </w:rPr>
+      </w:r>
+    </w:p>
+    <w:p>
+      <w:pPr>
+        <w:rPr/>
+      </w:pPr>
+      <w:r>
+        <w:rPr>
+          <w:rtl w:val="0"/>
+        </w:rPr>
+        <w:t xml:space="preserve">            Messaging.EmailFileAttachment attachment =</w:t>
+      </w:r>
+    </w:p>
+    <w:p>
+      <w:pPr>
+        <w:rPr/>
+      </w:pPr>
+      <w:r>
+        <w:rPr>
+          <w:rtl w:val="0"/>
+        </w:rPr>
+        <w:t xml:space="preserve">                new Messaging.EmailFileAttachment();</w:t>
+      </w:r>
+    </w:p>
+    <w:p>
+      <w:pPr>
+        <w:rPr/>
+      </w:pPr>
+      <w:r>
+        <w:rPr>
+          <w:rtl w:val="0"/>
+        </w:rPr>
+      </w:r>
+    </w:p>
+    <w:p>
+      <w:pPr>
+        <w:rPr/>
+      </w:pPr>
+      <w:r>
+        <w:rPr>
+          <w:rtl w:val="0"/>
+        </w:rPr>
+        <w:t xml:space="preserve">            attachment.setFileName(uploadedFileName);</w:t>
+      </w:r>
+    </w:p>
+    <w:p>
+      <w:pPr>
+        <w:rPr/>
+      </w:pPr>
+      <w:r>
+        <w:rPr>
+          <w:rtl w:val="0"/>
+        </w:rPr>
+      </w:r>
+    </w:p>
+    <w:p>
+      <w:pPr>
+        <w:rPr/>
+      </w:pPr>
+      <w:r>
+        <w:rPr>
+          <w:rtl w:val="0"/>
+        </w:rPr>
+        <w:t xml:space="preserve">            attachment.setBody(uploadedFileBody);</w:t>
+      </w:r>
+    </w:p>
+    <w:p>
+      <w:pPr>
+        <w:rPr/>
+      </w:pPr>
+      <w:r>
+        <w:rPr>
+          <w:rtl w:val="0"/>
+        </w:rPr>
+      </w:r>
+    </w:p>
+    <w:p>
+      <w:pPr>
+        <w:rPr/>
+      </w:pPr>
+      <w:r>
+        <w:rPr>
+          <w:rtl w:val="0"/>
+        </w:rPr>
+        <w:t xml:space="preserve">            mail.setFileAttachments(</w:t>
+      </w:r>
+    </w:p>
+    <w:p>
+      <w:pPr>
+        <w:rPr/>
+      </w:pPr>
+      <w:r>
+        <w:rPr>
+          <w:rtl w:val="0"/>
+        </w:rPr>
+      </w:r>
+    </w:p>
+    <w:p>
+      <w:pPr>
+        <w:rPr/>
+      </w:pPr>
+      <w:r>
+        <w:rPr>
+          <w:rtl w:val="0"/>
+        </w:rPr>
+        <w:t xml:space="preserve">                new Messaging.EmailFileAttachment[] {</w:t>
+      </w:r>
+    </w:p>
+    <w:p>
+      <w:pPr>
+        <w:rPr/>
+      </w:pPr>
+      <w:r>
+        <w:rPr>
+          <w:rtl w:val="0"/>
+        </w:rPr>
+        <w:t xml:space="preserve">                    attachment</w:t>
+      </w:r>
+    </w:p>
+    <w:p>
+      <w:pPr>
+        <w:rPr/>
+      </w:pPr>
+      <w:r>
+        <w:rPr>
+          <w:rtl w:val="0"/>
+        </w:rPr>
+        <w:t xml:space="preserve">                }</w:t>
+      </w:r>
+    </w:p>
+    <w:p>
+      <w:pPr>
+        <w:rPr/>
+      </w:pPr>
+      <w:r>
+        <w:rPr>
+          <w:rtl w:val="0"/>
+        </w:rPr>
+        <w:t xml:space="preserve">            );</w:t>
+      </w:r>
+    </w:p>
+    <w:p>
+      <w:pPr>
+        <w:rPr/>
+      </w:pPr>
+      <w:r>
+        <w:rPr>
+          <w:rtl w:val="0"/>
+        </w:rPr>
+        <w:t xml:space="preserve">        }</w:t>
       </w:r>
     </w:p>
     <w:p>
@@ -897,16 +929,6 @@
           <w:rtl w:val="0"/>
         </w:rPr>
         <w:t xml:space="preserve">                'Email Sent Successfully'</w:t>
-      </w:r>
-    </w:p>
-    <w:p>
-      <w:pPr>
-        <w:rPr/>
-      </w:pPr>
-      <w:r>
-        <w:rPr>
-          <w:rtl w:val="0"/>
-        </w:rPr>
       </w:r>
     </w:p>
     <w:p>
@@ -1104,370 +1126,457 @@
         <w:rPr>
           <w:rtl w:val="0"/>
         </w:rPr>
-        <w:t xml:space="preserve">&lt;apex:page controller="EmailController"&gt;</w:t>
-      </w:r>
-    </w:p>
-    <w:p>
-      <w:pPr>
-        <w:rPr/>
-      </w:pPr>
-      <w:r>
-        <w:rPr>
-          <w:rtl w:val="0"/>
-        </w:rPr>
-      </w:r>
-    </w:p>
-    <w:p>
-      <w:pPr>
-        <w:rPr/>
-      </w:pPr>
-      <w:r>
-        <w:rPr>
-          <w:rtl w:val="0"/>
-        </w:rPr>
-        <w:t xml:space="preserve">   &lt;apex:form&gt;</w:t>
-      </w:r>
-    </w:p>
-    <w:p>
-      <w:pPr>
-        <w:rPr/>
-      </w:pPr>
-      <w:r>
-        <w:rPr>
-          <w:rtl w:val="0"/>
-        </w:rPr>
-      </w:r>
-    </w:p>
-    <w:p>
-      <w:pPr>
-        <w:rPr/>
-      </w:pPr>
-      <w:r>
-        <w:rPr>
-          <w:rtl w:val="0"/>
-        </w:rPr>
-        <w:t xml:space="preserve">       &lt;apex:pageBlock title="Send Email"&gt;</w:t>
-      </w:r>
-    </w:p>
-    <w:p>
-      <w:pPr>
-        <w:rPr/>
-      </w:pPr>
-      <w:r>
-        <w:rPr>
-          <w:rtl w:val="0"/>
-        </w:rPr>
-      </w:r>
-    </w:p>
-    <w:p>
-      <w:pPr>
-        <w:rPr/>
-      </w:pPr>
-      <w:r>
-        <w:rPr>
-          <w:rtl w:val="0"/>
-        </w:rPr>
-        <w:t xml:space="preserve">           &lt;apex:pageMessages/&gt;</w:t>
-      </w:r>
-    </w:p>
-    <w:p>
-      <w:pPr>
-        <w:rPr/>
-      </w:pPr>
-      <w:r>
-        <w:rPr>
-          <w:rtl w:val="0"/>
-        </w:rPr>
-      </w:r>
-    </w:p>
-    <w:p>
-      <w:pPr>
-        <w:rPr/>
-      </w:pPr>
-      <w:r>
-        <w:rPr>
-          <w:rtl w:val="0"/>
-        </w:rPr>
-        <w:t xml:space="preserve">           &lt;apex:pageBlockSection columns="1"&gt;</w:t>
-      </w:r>
-    </w:p>
-    <w:p>
-      <w:pPr>
-        <w:rPr/>
-      </w:pPr>
-      <w:r>
-        <w:rPr>
-          <w:rtl w:val="0"/>
-        </w:rPr>
-      </w:r>
-    </w:p>
-    <w:p>
-      <w:pPr>
-        <w:rPr/>
-      </w:pPr>
-      <w:r>
-        <w:rPr>
-          <w:rtl w:val="0"/>
-        </w:rPr>
-        <w:t xml:space="preserve">               &lt;!-- Email --&gt;</w:t>
-      </w:r>
-    </w:p>
-    <w:p>
-      <w:pPr>
-        <w:rPr/>
-      </w:pPr>
-      <w:r>
-        <w:rPr>
-          <w:rtl w:val="0"/>
-        </w:rPr>
-        <w:t xml:space="preserve">               &lt;apex:inputText</w:t>
-      </w:r>
-    </w:p>
-    <w:p>
-      <w:pPr>
-        <w:rPr/>
-      </w:pPr>
-      <w:r>
-        <w:rPr>
-          <w:rtl w:val="0"/>
-        </w:rPr>
-        <w:t xml:space="preserve">                   value="{!toEmail}"</w:t>
-      </w:r>
-    </w:p>
-    <w:p>
-      <w:pPr>
-        <w:rPr/>
-      </w:pPr>
-      <w:r>
-        <w:rPr>
-          <w:rtl w:val="0"/>
-        </w:rPr>
-        <w:t xml:space="preserve">                   label="Recipient Email"/&gt;</w:t>
-      </w:r>
-    </w:p>
-    <w:p>
-      <w:pPr>
-        <w:rPr/>
-      </w:pPr>
-      <w:r>
-        <w:rPr>
-          <w:rtl w:val="0"/>
-        </w:rPr>
-      </w:r>
-    </w:p>
-    <w:p>
-      <w:pPr>
-        <w:rPr/>
-      </w:pPr>
-      <w:r>
-        <w:rPr>
-          <w:rtl w:val="0"/>
-        </w:rPr>
-        <w:t xml:space="preserve">               &lt;!-- Subject --&gt;</w:t>
-      </w:r>
-    </w:p>
-    <w:p>
-      <w:pPr>
-        <w:rPr/>
-      </w:pPr>
-      <w:r>
-        <w:rPr>
-          <w:rtl w:val="0"/>
-        </w:rPr>
-        <w:t xml:space="preserve">               &lt;apex:inputText</w:t>
-      </w:r>
-    </w:p>
-    <w:p>
-      <w:pPr>
-        <w:rPr/>
-      </w:pPr>
-      <w:r>
-        <w:rPr>
-          <w:rtl w:val="0"/>
-        </w:rPr>
-        <w:t xml:space="preserve">                   value="{!subject}"</w:t>
-      </w:r>
-    </w:p>
-    <w:p>
-      <w:pPr>
-        <w:rPr/>
-      </w:pPr>
-      <w:r>
-        <w:rPr>
-          <w:rtl w:val="0"/>
-        </w:rPr>
-        <w:t xml:space="preserve">                   label="Subject"/&gt;</w:t>
-      </w:r>
-    </w:p>
-    <w:p>
-      <w:pPr>
-        <w:rPr/>
-      </w:pPr>
-      <w:r>
-        <w:rPr>
-          <w:rtl w:val="0"/>
-        </w:rPr>
-      </w:r>
-    </w:p>
-    <w:p>
-      <w:pPr>
-        <w:rPr/>
-      </w:pPr>
-      <w:r>
-        <w:rPr>
-          <w:rtl w:val="0"/>
-        </w:rPr>
-        <w:t xml:space="preserve">               &lt;!-- Body --&gt;</w:t>
-      </w:r>
-    </w:p>
-    <w:p>
-      <w:pPr>
-        <w:rPr/>
-      </w:pPr>
-      <w:r>
-        <w:rPr>
-          <w:rtl w:val="0"/>
-        </w:rPr>
-        <w:t xml:space="preserve">               &lt;apex:inputTextarea</w:t>
-      </w:r>
-    </w:p>
-    <w:p>
-      <w:pPr>
-        <w:rPr/>
-      </w:pPr>
-      <w:r>
-        <w:rPr>
-          <w:rtl w:val="0"/>
-        </w:rPr>
-        <w:t xml:space="preserve">                   value="{!bodyText}"</w:t>
-      </w:r>
-    </w:p>
-    <w:p>
-      <w:pPr>
-        <w:rPr/>
-      </w:pPr>
-      <w:r>
-        <w:rPr>
-          <w:rtl w:val="0"/>
-        </w:rPr>
-        <w:t xml:space="preserve">                   label="Message Body"/&gt;</w:t>
-      </w:r>
-    </w:p>
-    <w:p>
-      <w:pPr>
-        <w:rPr/>
-      </w:pPr>
-      <w:r>
-        <w:rPr>
-          <w:rtl w:val="0"/>
-        </w:rPr>
-      </w:r>
-    </w:p>
-    <w:p>
-      <w:pPr>
-        <w:rPr/>
-      </w:pPr>
-      <w:r>
-        <w:rPr>
-          <w:rtl w:val="0"/>
-        </w:rPr>
-        <w:t xml:space="preserve">           &lt;/apex:pageBlockSection&gt;</w:t>
-      </w:r>
-    </w:p>
-    <w:p>
-      <w:pPr>
-        <w:rPr/>
-      </w:pPr>
-      <w:r>
-        <w:rPr>
-          <w:rtl w:val="0"/>
-        </w:rPr>
-      </w:r>
-    </w:p>
-    <w:p>
-      <w:pPr>
-        <w:rPr/>
-      </w:pPr>
-      <w:r>
-        <w:rPr>
-          <w:rtl w:val="0"/>
-        </w:rPr>
-        <w:t xml:space="preserve">           &lt;!-- Button --&gt;</w:t>
-      </w:r>
-    </w:p>
-    <w:p>
-      <w:pPr>
-        <w:rPr/>
-      </w:pPr>
-      <w:r>
-        <w:rPr>
-          <w:rtl w:val="0"/>
-        </w:rPr>
-        <w:t xml:space="preserve">           &lt;apex:commandButton</w:t>
-      </w:r>
-    </w:p>
-    <w:p>
-      <w:pPr>
-        <w:rPr/>
-      </w:pPr>
-      <w:r>
-        <w:rPr>
-          <w:rtl w:val="0"/>
-        </w:rPr>
-        <w:t xml:space="preserve">               value="Send Email"</w:t>
-      </w:r>
-    </w:p>
-    <w:p>
-      <w:pPr>
-        <w:rPr/>
-      </w:pPr>
-      <w:r>
-        <w:rPr>
-          <w:rtl w:val="0"/>
-        </w:rPr>
-        <w:t xml:space="preserve">               action="{!sendMail}"/&gt;</w:t>
-      </w:r>
-    </w:p>
-    <w:p>
-      <w:pPr>
-        <w:rPr/>
-      </w:pPr>
-      <w:r>
-        <w:rPr>
-          <w:rtl w:val="0"/>
-        </w:rPr>
-      </w:r>
-    </w:p>
-    <w:p>
-      <w:pPr>
-        <w:rPr/>
-      </w:pPr>
-      <w:r>
-        <w:rPr>
-          <w:rtl w:val="0"/>
-        </w:rPr>
-        <w:t xml:space="preserve">       &lt;/apex:pageBlock&gt;</w:t>
-      </w:r>
-    </w:p>
-    <w:p>
-      <w:pPr>
-        <w:rPr/>
-      </w:pPr>
-      <w:r>
-        <w:rPr>
-          <w:rtl w:val="0"/>
-        </w:rPr>
-      </w:r>
-    </w:p>
-    <w:p>
-      <w:pPr>
-        <w:rPr/>
-      </w:pPr>
-      <w:r>
-        <w:rPr>
-          <w:rtl w:val="0"/>
-        </w:rPr>
-        <w:t xml:space="preserve">   &lt;/apex:form&gt;</w:t>
+        <w:t xml:space="preserve">&lt;apex:page</w:t>
+      </w:r>
+    </w:p>
+    <w:p>
+      <w:pPr>
+        <w:rPr/>
+      </w:pPr>
+      <w:r>
+        <w:rPr>
+          <w:rtl w:val="0"/>
+        </w:rPr>
+        <w:t xml:space="preserve">    controller="EmailController"</w:t>
+      </w:r>
+    </w:p>
+    <w:p>
+      <w:pPr>
+        <w:rPr/>
+      </w:pPr>
+      <w:r>
+        <w:rPr>
+          <w:rtl w:val="0"/>
+        </w:rPr>
+        <w:t xml:space="preserve">    showHeader="true"</w:t>
+      </w:r>
+    </w:p>
+    <w:p>
+      <w:pPr>
+        <w:rPr/>
+      </w:pPr>
+      <w:r>
+        <w:rPr>
+          <w:rtl w:val="0"/>
+        </w:rPr>
+        <w:t xml:space="preserve">    sidebar="true"&gt;</w:t>
+      </w:r>
+    </w:p>
+    <w:p>
+      <w:pPr>
+        <w:rPr/>
+      </w:pPr>
+      <w:r>
+        <w:rPr>
+          <w:rtl w:val="0"/>
+        </w:rPr>
+      </w:r>
+    </w:p>
+    <w:p>
+      <w:pPr>
+        <w:rPr/>
+      </w:pPr>
+      <w:r>
+        <w:rPr>
+          <w:rtl w:val="0"/>
+        </w:rPr>
+        <w:t xml:space="preserve">    &lt;apex:form enctype="multipart/form-data"&gt;</w:t>
+      </w:r>
+    </w:p>
+    <w:p>
+      <w:pPr>
+        <w:rPr/>
+      </w:pPr>
+      <w:r>
+        <w:rPr>
+          <w:rtl w:val="0"/>
+        </w:rPr>
+      </w:r>
+    </w:p>
+    <w:p>
+      <w:pPr>
+        <w:rPr/>
+      </w:pPr>
+      <w:r>
+        <w:rPr>
+          <w:rtl w:val="0"/>
+        </w:rPr>
+        <w:t xml:space="preserve">        &lt;apex:pageBlock title="Send Email"&gt;</w:t>
+      </w:r>
+    </w:p>
+    <w:p>
+      <w:pPr>
+        <w:rPr/>
+      </w:pPr>
+      <w:r>
+        <w:rPr>
+          <w:rtl w:val="0"/>
+        </w:rPr>
+      </w:r>
+    </w:p>
+    <w:p>
+      <w:pPr>
+        <w:rPr/>
+      </w:pPr>
+      <w:r>
+        <w:rPr>
+          <w:rtl w:val="0"/>
+        </w:rPr>
+        <w:t xml:space="preserve">            &lt;apex:pageMessages/&gt;</w:t>
+      </w:r>
+    </w:p>
+    <w:p>
+      <w:pPr>
+        <w:rPr/>
+      </w:pPr>
+      <w:r>
+        <w:rPr>
+          <w:rtl w:val="0"/>
+        </w:rPr>
+      </w:r>
+    </w:p>
+    <w:p>
+      <w:pPr>
+        <w:rPr/>
+      </w:pPr>
+      <w:r>
+        <w:rPr>
+          <w:rtl w:val="0"/>
+        </w:rPr>
+        <w:t xml:space="preserve">            &lt;apex:pageBlockSection columns="1"&gt;</w:t>
+      </w:r>
+    </w:p>
+    <w:p>
+      <w:pPr>
+        <w:rPr/>
+      </w:pPr>
+      <w:r>
+        <w:rPr>
+          <w:rtl w:val="0"/>
+        </w:rPr>
+      </w:r>
+    </w:p>
+    <w:p>
+      <w:pPr>
+        <w:rPr/>
+      </w:pPr>
+      <w:r>
+        <w:rPr>
+          <w:rtl w:val="0"/>
+        </w:rPr>
+        <w:t xml:space="preserve">                &lt;!-- Email --&gt;</w:t>
+      </w:r>
+    </w:p>
+    <w:p>
+      <w:pPr>
+        <w:rPr/>
+      </w:pPr>
+      <w:r>
+        <w:rPr>
+          <w:rtl w:val="0"/>
+        </w:rPr>
+        <w:t xml:space="preserve">                &lt;apex:inputText</w:t>
+      </w:r>
+    </w:p>
+    <w:p>
+      <w:pPr>
+        <w:rPr/>
+      </w:pPr>
+      <w:r>
+        <w:rPr>
+          <w:rtl w:val="0"/>
+        </w:rPr>
+        <w:t xml:space="preserve">                    value="{!toEmail}"</w:t>
+      </w:r>
+    </w:p>
+    <w:p>
+      <w:pPr>
+        <w:rPr/>
+      </w:pPr>
+      <w:r>
+        <w:rPr>
+          <w:rtl w:val="0"/>
+        </w:rPr>
+        <w:t xml:space="preserve">                    label="Recipient Email"/&gt;</w:t>
+      </w:r>
+    </w:p>
+    <w:p>
+      <w:pPr>
+        <w:rPr/>
+      </w:pPr>
+      <w:r>
+        <w:rPr>
+          <w:rtl w:val="0"/>
+        </w:rPr>
+      </w:r>
+    </w:p>
+    <w:p>
+      <w:pPr>
+        <w:rPr/>
+      </w:pPr>
+      <w:r>
+        <w:rPr>
+          <w:rtl w:val="0"/>
+        </w:rPr>
+        <w:t xml:space="preserve">                &lt;!-- Subject --&gt;</w:t>
+      </w:r>
+    </w:p>
+    <w:p>
+      <w:pPr>
+        <w:rPr/>
+      </w:pPr>
+      <w:r>
+        <w:rPr>
+          <w:rtl w:val="0"/>
+        </w:rPr>
+        <w:t xml:space="preserve">                &lt;apex:inputText</w:t>
+      </w:r>
+    </w:p>
+    <w:p>
+      <w:pPr>
+        <w:rPr/>
+      </w:pPr>
+      <w:r>
+        <w:rPr>
+          <w:rtl w:val="0"/>
+        </w:rPr>
+        <w:t xml:space="preserve">                    value="{!subject}"</w:t>
+      </w:r>
+    </w:p>
+    <w:p>
+      <w:pPr>
+        <w:rPr/>
+      </w:pPr>
+      <w:r>
+        <w:rPr>
+          <w:rtl w:val="0"/>
+        </w:rPr>
+        <w:t xml:space="preserve">                    label="Subject"/&gt;</w:t>
+      </w:r>
+    </w:p>
+    <w:p>
+      <w:pPr>
+        <w:rPr/>
+      </w:pPr>
+      <w:r>
+        <w:rPr>
+          <w:rtl w:val="0"/>
+        </w:rPr>
+      </w:r>
+    </w:p>
+    <w:p>
+      <w:pPr>
+        <w:rPr/>
+      </w:pPr>
+      <w:r>
+        <w:rPr>
+          <w:rtl w:val="0"/>
+        </w:rPr>
+        <w:t xml:space="preserve">                &lt;!-- Body --&gt;</w:t>
+      </w:r>
+    </w:p>
+    <w:p>
+      <w:pPr>
+        <w:rPr/>
+      </w:pPr>
+      <w:r>
+        <w:rPr>
+          <w:rtl w:val="0"/>
+        </w:rPr>
+        <w:t xml:space="preserve">                &lt;apex:inputTextarea</w:t>
+      </w:r>
+    </w:p>
+    <w:p>
+      <w:pPr>
+        <w:rPr/>
+      </w:pPr>
+      <w:r>
+        <w:rPr>
+          <w:rtl w:val="0"/>
+        </w:rPr>
+        <w:t xml:space="preserve">                    value="{!bodyText}"</w:t>
+      </w:r>
+    </w:p>
+    <w:p>
+      <w:pPr>
+        <w:rPr/>
+      </w:pPr>
+      <w:r>
+        <w:rPr>
+          <w:rtl w:val="0"/>
+        </w:rPr>
+        <w:t xml:space="preserve">                    label="Message Body"/&gt;</w:t>
+      </w:r>
+    </w:p>
+    <w:p>
+      <w:pPr>
+        <w:rPr/>
+      </w:pPr>
+      <w:r>
+        <w:rPr>
+          <w:rtl w:val="0"/>
+        </w:rPr>
+      </w:r>
+    </w:p>
+    <w:p>
+      <w:pPr>
+        <w:rPr/>
+      </w:pPr>
+      <w:r>
+        <w:rPr>
+          <w:rtl w:val="0"/>
+        </w:rPr>
+        <w:t xml:space="preserve">                &lt;!-- File Upload --&gt;</w:t>
+      </w:r>
+    </w:p>
+    <w:p>
+      <w:pPr>
+        <w:rPr/>
+      </w:pPr>
+      <w:r>
+        <w:rPr>
+          <w:rtl w:val="0"/>
+        </w:rPr>
+        <w:t xml:space="preserve">                &lt;apex:inputFile</w:t>
+      </w:r>
+    </w:p>
+    <w:p>
+      <w:pPr>
+        <w:rPr/>
+      </w:pPr>
+      <w:r>
+        <w:rPr>
+          <w:rtl w:val="0"/>
+        </w:rPr>
+        <w:t xml:space="preserve">                    value="{!uploadedFileBody}"</w:t>
+      </w:r>
+    </w:p>
+    <w:p>
+      <w:pPr>
+        <w:rPr/>
+      </w:pPr>
+      <w:r>
+        <w:rPr>
+          <w:rtl w:val="0"/>
+        </w:rPr>
+        <w:t xml:space="preserve">                    filename="{!uploadedFileName}"/&gt;</w:t>
+      </w:r>
+    </w:p>
+    <w:p>
+      <w:pPr>
+        <w:rPr/>
+      </w:pPr>
+      <w:r>
+        <w:rPr>
+          <w:rtl w:val="0"/>
+        </w:rPr>
+      </w:r>
+    </w:p>
+    <w:p>
+      <w:pPr>
+        <w:rPr/>
+      </w:pPr>
+      <w:r>
+        <w:rPr>
+          <w:rtl w:val="0"/>
+        </w:rPr>
+        <w:t xml:space="preserve">            &lt;/apex:pageBlockSection&gt;</w:t>
+      </w:r>
+    </w:p>
+    <w:p>
+      <w:pPr>
+        <w:rPr/>
+      </w:pPr>
+      <w:r>
+        <w:rPr>
+          <w:rtl w:val="0"/>
+        </w:rPr>
+      </w:r>
+    </w:p>
+    <w:p>
+      <w:pPr>
+        <w:rPr/>
+      </w:pPr>
+      <w:r>
+        <w:rPr>
+          <w:rtl w:val="0"/>
+        </w:rPr>
+        <w:t xml:space="preserve">            &lt;!-- Button --&gt;</w:t>
+      </w:r>
+    </w:p>
+    <w:p>
+      <w:pPr>
+        <w:rPr/>
+      </w:pPr>
+      <w:r>
+        <w:rPr>
+          <w:rtl w:val="0"/>
+        </w:rPr>
+        <w:t xml:space="preserve">            &lt;apex:commandButton</w:t>
+      </w:r>
+    </w:p>
+    <w:p>
+      <w:pPr>
+        <w:rPr/>
+      </w:pPr>
+      <w:r>
+        <w:rPr>
+          <w:rtl w:val="0"/>
+        </w:rPr>
+        <w:t xml:space="preserve">                value="Send Email"</w:t>
+      </w:r>
+    </w:p>
+    <w:p>
+      <w:pPr>
+        <w:rPr/>
+      </w:pPr>
+      <w:r>
+        <w:rPr>
+          <w:rtl w:val="0"/>
+        </w:rPr>
+        <w:t xml:space="preserve">                action="{!sendMail}"/&gt;</w:t>
+      </w:r>
+    </w:p>
+    <w:p>
+      <w:pPr>
+        <w:rPr/>
+      </w:pPr>
+      <w:r>
+        <w:rPr>
+          <w:rtl w:val="0"/>
+        </w:rPr>
+      </w:r>
+    </w:p>
+    <w:p>
+      <w:pPr>
+        <w:rPr/>
+      </w:pPr>
+      <w:r>
+        <w:rPr>
+          <w:rtl w:val="0"/>
+        </w:rPr>
+        <w:t xml:space="preserve">        &lt;/apex:pageBlock&gt;</w:t>
+      </w:r>
+    </w:p>
+    <w:p>
+      <w:pPr>
+        <w:rPr/>
+      </w:pPr>
+      <w:r>
+        <w:rPr>
+          <w:rtl w:val="0"/>
+        </w:rPr>
+      </w:r>
+    </w:p>
+    <w:p>
+      <w:pPr>
+        <w:rPr/>
+      </w:pPr>
+      <w:r>
+        <w:rPr>
+          <w:rtl w:val="0"/>
+        </w:rPr>
+        <w:t xml:space="preserve">    &lt;/apex:form&gt;</w:t>
       </w:r>
     </w:p>
     <w:p>
@@ -1489,6 +1598,16 @@
           <w:rtl w:val="0"/>
         </w:rPr>
         <w:t xml:space="preserve">&lt;/apex:page&gt;</w:t>
+      </w:r>
+    </w:p>
+    <w:p>
+      <w:pPr>
+        <w:rPr/>
+      </w:pPr>
+      <w:r>
+        <w:rPr>
+          <w:rtl w:val="0"/>
+        </w:rPr>
       </w:r>
     </w:p>
     <w:p>
